--- a/public/docs/uk/overview.docx
+++ b/public/docs/uk/overview.docx
@@ -768,6 +768,100 @@
     </w:p>
     <w:p>
       <w:pPr>
+        <w:spacing w:after="160" w:line="276"/>
+      </w:pPr>
+      <w:r>
+        <w:rPr>
+          <w:rFonts w:ascii="Calibri" w:cs="Calibri" w:eastAsia="Calibri" w:hAnsi="Calibri"/>
+          <w:color w:val="1A1A18"/>
+          <w:sz w:val="22"/>
+          <w:szCs w:val="22"/>
+        </w:rPr>
+        <w:t xml:space="preserve">Адміністратори й медіатори керують обліковими записами сторін у розділі </w:t>
+      </w:r>
+      <w:r>
+        <w:rPr>
+          <w:rFonts w:ascii="Calibri" w:cs="Calibri" w:eastAsia="Calibri" w:hAnsi="Calibri"/>
+          <w:b/>
+          <w:bCs/>
+          <w:color w:val="1A1A18"/>
+          <w:sz w:val="22"/>
+          <w:szCs w:val="22"/>
+        </w:rPr>
+        <w:t xml:space="preserve">Сторони</w:t>
+      </w:r>
+      <w:r>
+        <w:rPr>
+          <w:rFonts w:ascii="Calibri" w:cs="Calibri" w:eastAsia="Calibri" w:hAnsi="Calibri"/>
+          <w:color w:val="1A1A18"/>
+          <w:sz w:val="22"/>
+          <w:szCs w:val="22"/>
+        </w:rPr>
+        <w:t xml:space="preserve"> своїх панелей (див. відповідні інструкції). Сторони бачать у шапці роль </w:t>
+      </w:r>
+      <w:r>
+        <w:rPr>
+          <w:rFonts w:ascii="Calibri" w:cs="Calibri" w:eastAsia="Calibri" w:hAnsi="Calibri"/>
+          <w:b/>
+          <w:bCs/>
+          <w:color w:val="1A1A18"/>
+          <w:sz w:val="22"/>
+          <w:szCs w:val="22"/>
+        </w:rPr>
+        <w:t xml:space="preserve">Сторона А</w:t>
+      </w:r>
+      <w:r>
+        <w:rPr>
+          <w:rFonts w:ascii="Calibri" w:cs="Calibri" w:eastAsia="Calibri" w:hAnsi="Calibri"/>
+          <w:color w:val="1A1A18"/>
+          <w:sz w:val="22"/>
+          <w:szCs w:val="22"/>
+        </w:rPr>
+        <w:t xml:space="preserve"> або </w:t>
+      </w:r>
+      <w:r>
+        <w:rPr>
+          <w:rFonts w:ascii="Calibri" w:cs="Calibri" w:eastAsia="Calibri" w:hAnsi="Calibri"/>
+          <w:b/>
+          <w:bCs/>
+          <w:color w:val="1A1A18"/>
+          <w:sz w:val="22"/>
+          <w:szCs w:val="22"/>
+        </w:rPr>
+        <w:t xml:space="preserve">Сторона Б</w:t>
+      </w:r>
+      <w:r>
+        <w:rPr>
+          <w:rFonts w:ascii="Calibri" w:cs="Calibri" w:eastAsia="Calibri" w:hAnsi="Calibri"/>
+          <w:color w:val="1A1A18"/>
+          <w:sz w:val="22"/>
+          <w:szCs w:val="22"/>
+        </w:rPr>
+        <w:t xml:space="preserve">, часто з назвою справи (наприклад </w:t>
+      </w:r>
+      <w:r>
+        <w:rPr>
+          <w:rFonts w:ascii="Calibri" w:cs="Calibri" w:eastAsia="Calibri" w:hAnsi="Calibri"/>
+          <w:b/>
+          <w:bCs/>
+          <w:color w:val="1A1A18"/>
+          <w:sz w:val="22"/>
+          <w:szCs w:val="22"/>
+        </w:rPr>
+        <w:t xml:space="preserve">Сторона А · Позивач</w:t>
+      </w:r>
+      <w:r>
+        <w:rPr>
+          <w:rFonts w:ascii="Calibri" w:cs="Calibri" w:eastAsia="Calibri" w:hAnsi="Calibri"/>
+          <w:color w:val="1A1A18"/>
+          <w:sz w:val="22"/>
+          <w:szCs w:val="22"/>
+        </w:rPr>
+        <w:t xml:space="preserve">).</w:t>
+      </w:r>
+    </w:p>
+    <w:p>
+      <w:pPr>
         <w:pBdr>
           <w:bottom w:val="single" w:color="D8D4CC" w:sz="6" w:space="1"/>
         </w:pBdr>
@@ -971,7 +1065,27 @@
           <w:sz w:val="22"/>
           <w:szCs w:val="22"/>
         </w:rPr>
-        <w:t xml:space="preserve"> — одноразове посилання, дійсне </w:t>
+        <w:t xml:space="preserve"> — з’явиться сторінка підтвердження; натисніть </w:t>
+      </w:r>
+      <w:r>
+        <w:rPr>
+          <w:rFonts w:ascii="Calibri" w:cs="Calibri" w:eastAsia="Calibri" w:hAnsi="Calibri"/>
+          <w:b/>
+          <w:bCs/>
+          <w:color w:val="1A1A18"/>
+          <w:sz w:val="22"/>
+          <w:szCs w:val="22"/>
+        </w:rPr>
+        <w:t xml:space="preserve">Продовжити</w:t>
+      </w:r>
+      <w:r>
+        <w:rPr>
+          <w:rFonts w:ascii="Calibri" w:cs="Calibri" w:eastAsia="Calibri" w:hAnsi="Calibri"/>
+          <w:color w:val="1A1A18"/>
+          <w:sz w:val="22"/>
+          <w:szCs w:val="22"/>
+        </w:rPr>
+        <w:t xml:space="preserve">, щоб увійти. Посилання одноразове і дійсне </w:t>
       </w:r>
       <w:r>
         <w:rPr>
@@ -1091,6 +1205,20 @@
     </w:p>
     <w:p>
       <w:pPr>
+        <w:spacing w:after="160" w:line="276"/>
+      </w:pPr>
+      <w:r>
+        <w:rPr>
+          <w:rFonts w:ascii="Calibri" w:cs="Calibri" w:eastAsia="Calibri" w:hAnsi="Calibri"/>
+          <w:color w:val="1A1A18"/>
+          <w:sz w:val="22"/>
+          <w:szCs w:val="22"/>
+        </w:rPr>
+        <w:t xml:space="preserve">Запитайте в чат-помічника довідки про очікування, Сторони, розклад або режими A/B — він відповідає за цими текстами.</w:t>
+      </w:r>
+    </w:p>
+    <w:p>
+      <w:pPr>
         <w:pBdr>
           <w:bottom w:val="single" w:color="D8D4CC" w:sz="6" w:space="1"/>
         </w:pBdr>
@@ -1149,7 +1277,27 @@
           <w:sz w:val="22"/>
           <w:szCs w:val="22"/>
         </w:rPr>
-        <w:t xml:space="preserve">Медіатор і адміністратор мають окремі панелі керування кімнатами, розкладом і налаштуваннями платформи — див. відповідні інструкції.</w:t>
+        <w:t xml:space="preserve">Медіатор і адміністратор мають окремі панелі керування кімнатами, розділом </w:t>
+      </w:r>
+      <w:r>
+        <w:rPr>
+          <w:rFonts w:ascii="Calibri" w:cs="Calibri" w:eastAsia="Calibri" w:hAnsi="Calibri"/>
+          <w:b/>
+          <w:bCs/>
+          <w:color w:val="1A1A18"/>
+          <w:sz w:val="22"/>
+          <w:szCs w:val="22"/>
+        </w:rPr>
+        <w:t xml:space="preserve">Сторони</w:t>
+      </w:r>
+      <w:r>
+        <w:rPr>
+          <w:rFonts w:ascii="Calibri" w:cs="Calibri" w:eastAsia="Calibri" w:hAnsi="Calibri"/>
+          <w:color w:val="1A1A18"/>
+          <w:sz w:val="22"/>
+          <w:szCs w:val="22"/>
+        </w:rPr>
+        <w:t xml:space="preserve">, розкладом і налаштуваннями платформи — див. відповідні інструкції.</w:t>
       </w:r>
     </w:p>
     <w:sectPr>

--- a/public/docs/uk/overview.docx
+++ b/public/docs/uk/overview.docx
@@ -763,7 +763,7 @@
           <w:sz w:val="22"/>
           <w:szCs w:val="22"/>
         </w:rPr>
-        <w:t xml:space="preserve"> в шапці або бічній панелі, щоб читати ці інструкції, завантажити PDF / DOCX або поставити запитання чат-помічнику.</w:t>
+        <w:t xml:space="preserve">, щоб читати інструкції, завантажити PDF / DOCX або поставити запитання чат-помічнику.</w:t>
       </w:r>
     </w:p>
     <w:p>
@@ -777,7 +777,7 @@
           <w:sz w:val="22"/>
           <w:szCs w:val="22"/>
         </w:rPr>
-        <w:t xml:space="preserve">Адміністратори й медіатори керують обліковими записами сторін у розділі </w:t>
+        <w:t xml:space="preserve">Адміністратори й медіатори керують учасниками в меню </w:t>
       </w:r>
       <w:r>
         <w:rPr>
@@ -797,7 +797,7 @@
           <w:sz w:val="22"/>
           <w:szCs w:val="22"/>
         </w:rPr>
-        <w:t xml:space="preserve"> своїх панелей (див. відповідні інструкції). Сторони бачать у шапці роль </w:t>
+        <w:t xml:space="preserve"> (у медіатора — лише зі своїх кімнат; у адміна — усі, включно з безкімнатними). Сторони бачать у шапці </w:t>
       </w:r>
       <w:r>
         <w:rPr>
@@ -857,7 +857,27 @@
           <w:sz w:val="22"/>
           <w:szCs w:val="22"/>
         </w:rPr>
-        <w:t xml:space="preserve">).</w:t>
+        <w:t xml:space="preserve">), і можуть відкрити </w:t>
+      </w:r>
+      <w:r>
+        <w:rPr>
+          <w:rFonts w:ascii="Calibri" w:cs="Calibri" w:eastAsia="Calibri" w:hAnsi="Calibri"/>
+          <w:b/>
+          <w:bCs/>
+          <w:color w:val="1A1A18"/>
+          <w:sz w:val="22"/>
+          <w:szCs w:val="22"/>
+        </w:rPr>
+        <w:t xml:space="preserve">Мої кімнати</w:t>
+      </w:r>
+      <w:r>
+        <w:rPr>
+          <w:rFonts w:ascii="Calibri" w:cs="Calibri" w:eastAsia="Calibri" w:hAnsi="Calibri"/>
+          <w:color w:val="1A1A18"/>
+          <w:sz w:val="22"/>
+          <w:szCs w:val="22"/>
+        </w:rPr>
+        <w:t xml:space="preserve">.</w:t>
       </w:r>
     </w:p>
     <w:p>
@@ -1065,7 +1085,27 @@
           <w:sz w:val="22"/>
           <w:szCs w:val="22"/>
         </w:rPr>
-        <w:t xml:space="preserve"> — з’явиться сторінка підтвердження; натисніть </w:t>
+        <w:t xml:space="preserve"> — у звичайному браузері вхід завершується </w:t>
+      </w:r>
+      <w:r>
+        <w:rPr>
+          <w:rFonts w:ascii="Calibri" w:cs="Calibri" w:eastAsia="Calibri" w:hAnsi="Calibri"/>
+          <w:b/>
+          <w:bCs/>
+          <w:color w:val="1A1A18"/>
+          <w:sz w:val="22"/>
+          <w:szCs w:val="22"/>
+        </w:rPr>
+        <w:t xml:space="preserve">автоматично</w:t>
+      </w:r>
+      <w:r>
+        <w:rPr>
+          <w:rFonts w:ascii="Calibri" w:cs="Calibri" w:eastAsia="Calibri" w:hAnsi="Calibri"/>
+          <w:color w:val="1A1A18"/>
+          <w:sz w:val="22"/>
+          <w:szCs w:val="22"/>
+        </w:rPr>
+        <w:t xml:space="preserve"> (якщо JavaScript вимкнено — </w:t>
       </w:r>
       <w:r>
         <w:rPr>
@@ -1085,7 +1125,7 @@
           <w:sz w:val="22"/>
           <w:szCs w:val="22"/>
         </w:rPr>
-        <w:t xml:space="preserve">, щоб увійти. Посилання одноразове і дійсне </w:t>
+        <w:t xml:space="preserve">). Посилання одноразове і дійсне </w:t>
       </w:r>
       <w:r>
         <w:rPr>
@@ -1105,7 +1145,7 @@
           <w:sz w:val="22"/>
           <w:szCs w:val="22"/>
         </w:rPr>
-        <w:t xml:space="preserve">. Після використання воно стає недійсним.</w:t>
+        <w:t xml:space="preserve">.</w:t>
       </w:r>
     </w:p>
     <w:p>
@@ -1135,7 +1175,7 @@
           <w:sz w:val="22"/>
           <w:szCs w:val="22"/>
         </w:rPr>
-        <w:t xml:space="preserve"> Обліковий запис створює адміністратор (Режим A) або медіатор (Режим B).</w:t>
+        <w:t xml:space="preserve"> Обліковий запис створює адміністратор (Режим A) або медіатор (Режим B). Magic Link може згенерувати адмін або медіатор (для сторін у своїх кімнатах).</w:t>
       </w:r>
     </w:p>
     <w:p>
@@ -1214,7 +1254,27 @@
           <w:sz w:val="22"/>
           <w:szCs w:val="22"/>
         </w:rPr>
-        <w:t xml:space="preserve">Запитайте в чат-помічника довідки про очікування, Сторони, розклад або режими A/B — він відповідає за цими текстами.</w:t>
+        <w:t xml:space="preserve">Запитайте в чат-помічника про очікування (тостери), </w:t>
+      </w:r>
+      <w:r>
+        <w:rPr>
+          <w:rFonts w:ascii="Calibri" w:cs="Calibri" w:eastAsia="Calibri" w:hAnsi="Calibri"/>
+          <w:b/>
+          <w:bCs/>
+          <w:color w:val="1A1A18"/>
+          <w:sz w:val="22"/>
+          <w:szCs w:val="22"/>
+        </w:rPr>
+        <w:t xml:space="preserve">Сторони</w:t>
+      </w:r>
+      <w:r>
+        <w:rPr>
+          <w:rFonts w:ascii="Calibri" w:cs="Calibri" w:eastAsia="Calibri" w:hAnsi="Calibri"/>
+          <w:color w:val="1A1A18"/>
+          <w:sz w:val="22"/>
+          <w:szCs w:val="22"/>
+        </w:rPr>
+        <w:t xml:space="preserve">, розклад або режими A/B.</w:t>
       </w:r>
     </w:p>
     <w:p>
@@ -1277,27 +1337,47 @@
           <w:sz w:val="22"/>
           <w:szCs w:val="22"/>
         </w:rPr>
-        <w:t xml:space="preserve">Медіатор і адміністратор мають окремі панелі керування кімнатами, розділом </w:t>
-      </w:r>
-      <w:r>
-        <w:rPr>
-          <w:rFonts w:ascii="Calibri" w:cs="Calibri" w:eastAsia="Calibri" w:hAnsi="Calibri"/>
-          <w:b/>
-          <w:bCs/>
-          <w:color w:val="1A1A18"/>
-          <w:sz w:val="22"/>
-          <w:szCs w:val="22"/>
-        </w:rPr>
-        <w:t xml:space="preserve">Сторони</w:t>
-      </w:r>
-      <w:r>
-        <w:rPr>
-          <w:rFonts w:ascii="Calibri" w:cs="Calibri" w:eastAsia="Calibri" w:hAnsi="Calibri"/>
-          <w:color w:val="1A1A18"/>
-          <w:sz w:val="22"/>
-          <w:szCs w:val="22"/>
-        </w:rPr>
-        <w:t xml:space="preserve">, розкладом і налаштуваннями платформи — див. відповідні інструкції.</w:t>
+        <w:t xml:space="preserve">Деталі кнопок, таймерів (Режим A: </w:t>
+      </w:r>
+      <w:r>
+        <w:rPr>
+          <w:rFonts w:ascii="Calibri" w:cs="Calibri" w:eastAsia="Calibri" w:hAnsi="Calibri"/>
+          <w:b/>
+          <w:bCs/>
+          <w:color w:val="1A1A18"/>
+          <w:sz w:val="22"/>
+          <w:szCs w:val="22"/>
+        </w:rPr>
+        <w:t xml:space="preserve">120 хв</w:t>
+      </w:r>
+      <w:r>
+        <w:rPr>
+          <w:rFonts w:ascii="Calibri" w:cs="Calibri" w:eastAsia="Calibri" w:hAnsi="Calibri"/>
+          <w:color w:val="1A1A18"/>
+          <w:sz w:val="22"/>
+          <w:szCs w:val="22"/>
+        </w:rPr>
+        <w:t xml:space="preserve">, час відповіді </w:t>
+      </w:r>
+      <w:r>
+        <w:rPr>
+          <w:rFonts w:ascii="Calibri" w:cs="Calibri" w:eastAsia="Calibri" w:hAnsi="Calibri"/>
+          <w:b/>
+          <w:bCs/>
+          <w:color w:val="1A1A18"/>
+          <w:sz w:val="22"/>
+          <w:szCs w:val="22"/>
+        </w:rPr>
+        <w:t xml:space="preserve">15 хв</w:t>
+      </w:r>
+      <w:r>
+        <w:rPr>
+          <w:rFonts w:ascii="Calibri" w:cs="Calibri" w:eastAsia="Calibri" w:hAnsi="Calibri"/>
+          <w:color w:val="1A1A18"/>
+          <w:sz w:val="22"/>
+          <w:szCs w:val="22"/>
+        </w:rPr>
+        <w:t xml:space="preserve">) і тостерів — у parties.md. Медіатор і адміністратор мають окремі панелі — див. відповідні інструкції.</w:t>
       </w:r>
     </w:p>
     <w:sectPr>

--- a/public/docs/uk/overview.docx
+++ b/public/docs/uk/overview.docx
@@ -797,7 +797,47 @@
           <w:sz w:val="22"/>
           <w:szCs w:val="22"/>
         </w:rPr>
-        <w:t xml:space="preserve"> (у медіатора — лише зі своїх кімнат; у адміна — усі, включно з безкімнатними). Сторони бачать у шапці </w:t>
+        <w:t xml:space="preserve"> (редагування, видалення, перескладання тестів; у медіатора — лише зі своїх кімнат; у адміна — усі, включно з безкімнатними). Під час створення кімнати можна </w:t>
+      </w:r>
+      <w:r>
+        <w:rPr>
+          <w:rFonts w:ascii="Calibri" w:cs="Calibri" w:eastAsia="Calibri" w:hAnsi="Calibri"/>
+          <w:b/>
+          <w:bCs/>
+          <w:color w:val="1A1A18"/>
+          <w:sz w:val="22"/>
+          <w:szCs w:val="22"/>
+        </w:rPr>
+        <w:t xml:space="preserve">Створити нового учасника</w:t>
+      </w:r>
+      <w:r>
+        <w:rPr>
+          <w:rFonts w:ascii="Calibri" w:cs="Calibri" w:eastAsia="Calibri" w:hAnsi="Calibri"/>
+          <w:color w:val="1A1A18"/>
+          <w:sz w:val="22"/>
+          <w:szCs w:val="22"/>
+        </w:rPr>
+        <w:t xml:space="preserve"> або </w:t>
+      </w:r>
+      <w:r>
+        <w:rPr>
+          <w:rFonts w:ascii="Calibri" w:cs="Calibri" w:eastAsia="Calibri" w:hAnsi="Calibri"/>
+          <w:b/>
+          <w:bCs/>
+          <w:color w:val="1A1A18"/>
+          <w:sz w:val="22"/>
+          <w:szCs w:val="22"/>
+        </w:rPr>
+        <w:t xml:space="preserve">Додати існуючого учасника</w:t>
+      </w:r>
+      <w:r>
+        <w:rPr>
+          <w:rFonts w:ascii="Calibri" w:cs="Calibri" w:eastAsia="Calibri" w:hAnsi="Calibri"/>
+          <w:color w:val="1A1A18"/>
+          <w:sz w:val="22"/>
+          <w:szCs w:val="22"/>
+        </w:rPr>
+        <w:t xml:space="preserve">. Сторони бачать у шапці </w:t>
       </w:r>
       <w:r>
         <w:rPr>
